--- a/doc/Pylake Physics.docx
+++ b/doc/Pylake Physics.docx
@@ -109,7 +109,19 @@
         <w:rPr>
           <w:lang w:val="en-US"/>
         </w:rPr>
-        <w:t>Here we give some background about the physics and equations used in functions.</w:t>
+        <w:t xml:space="preserve">Here we give some </w:t>
+      </w:r>
+      <w:r>
+        <w:rPr>
+          <w:lang w:val="en-US"/>
+        </w:rPr>
+        <w:t xml:space="preserve">general </w:t>
+      </w:r>
+      <w:r>
+        <w:rPr>
+          <w:lang w:val="en-US"/>
+        </w:rPr>
+        <w:t>background about the physics and equations.</w:t>
       </w:r>
     </w:p>
     <w:p>
@@ -134,6 +146,14 @@
           <w:lang w:val="en-US"/>
         </w:rPr>
         <w:t>Computing specific conductivity from raw conductivity</w:t>
+      </w:r>
+      <w:r>
+        <w:rPr>
+          <w:b/>
+          <w:bCs/>
+          <w:lang w:val="en-US"/>
+        </w:rPr>
+        <w:t xml:space="preserve"> (not yet implemented)</w:t>
       </w:r>
     </w:p>
     <w:p>
@@ -227,6 +247,14 @@
         </w:rPr>
         <w:t>Computing salinity from specific conductivity</w:t>
       </w:r>
+      <w:r>
+        <w:rPr>
+          <w:b/>
+          <w:bCs/>
+          <w:lang w:val="en-US"/>
+        </w:rPr>
+        <w:t xml:space="preserve"> (not yet implemented)</w:t>
+      </w:r>
     </w:p>
     <w:p>
       <w:pPr>
@@ -476,6 +504,7 @@
           <w:bCs/>
           <w:sz w:val="28"/>
           <w:szCs w:val="28"/>
+          <w:lang w:val="en-US"/>
         </w:rPr>
       </w:pPr>
       <w:r>
@@ -484,6 +513,7 @@
           <w:bCs/>
           <w:sz w:val="28"/>
           <w:szCs w:val="28"/>
+          <w:lang w:val="en-US"/>
         </w:rPr>
         <w:lastRenderedPageBreak/>
         <w:t>References</w:t>
@@ -494,20 +524,40 @@
         <w:rPr>
           <w:sz w:val="24"/>
           <w:szCs w:val="24"/>
-        </w:rPr>
-      </w:pPr>
-      <w:r>
-        <w:rPr>
-          <w:sz w:val="24"/>
-          <w:szCs w:val="24"/>
-          <w:lang w:val="en-US"/>
-        </w:rPr>
-        <w:t xml:space="preserve">Sam Albers, Luke Winslow, DougCollinge, Jordan S Read, Taylor Leach, Jake Zwart, &amp; snortheim. </w:t>
-      </w:r>
-      <w:r>
-        <w:rPr>
-          <w:sz w:val="24"/>
-          <w:szCs w:val="24"/>
+          <w:lang w:val="en-US"/>
+        </w:rPr>
+      </w:pPr>
+      <w:r>
+        <w:rPr>
+          <w:sz w:val="24"/>
+          <w:szCs w:val="24"/>
+          <w:lang w:val="en-US"/>
+        </w:rPr>
+        <w:t xml:space="preserve">Sam Albers, Luke Winslow, </w:t>
+      </w:r>
+      <w:proofErr w:type="spellStart"/>
+      <w:r>
+        <w:rPr>
+          <w:sz w:val="24"/>
+          <w:szCs w:val="24"/>
+          <w:lang w:val="en-US"/>
+        </w:rPr>
+        <w:t>DougCollinge</w:t>
+      </w:r>
+      <w:proofErr w:type="spellEnd"/>
+      <w:r>
+        <w:rPr>
+          <w:sz w:val="24"/>
+          <w:szCs w:val="24"/>
+          <w:lang w:val="en-US"/>
+        </w:rPr>
+        <w:t xml:space="preserve">, Jordan S Read, Taylor Leach, Jake Zwart, &amp; snortheim. </w:t>
+      </w:r>
+      <w:r>
+        <w:rPr>
+          <w:sz w:val="24"/>
+          <w:szCs w:val="24"/>
+          <w:lang w:val="en-US"/>
         </w:rPr>
         <w:t>(2018). GLEON/</w:t>
       </w:r>
@@ -516,6 +566,7 @@
         <w:rPr>
           <w:sz w:val="24"/>
           <w:szCs w:val="24"/>
+          <w:lang w:val="en-US"/>
         </w:rPr>
         <w:t>rLakeAnalyzer</w:t>
       </w:r>
@@ -524,6 +575,7 @@
         <w:rPr>
           <w:sz w:val="24"/>
           <w:szCs w:val="24"/>
+          <w:lang w:val="en-US"/>
         </w:rPr>
         <w:t xml:space="preserve">: </w:t>
       </w:r>
@@ -532,6 +584,7 @@
         <w:rPr>
           <w:sz w:val="24"/>
           <w:szCs w:val="24"/>
+          <w:lang w:val="en-US"/>
         </w:rPr>
         <w:t>rLakeAnalyzer</w:t>
       </w:r>
@@ -540,6 +593,7 @@
         <w:rPr>
           <w:sz w:val="24"/>
           <w:szCs w:val="24"/>
+          <w:lang w:val="en-US"/>
         </w:rPr>
         <w:t xml:space="preserve"> 1.11.4 (v1.11.4). </w:t>
       </w:r>
@@ -548,6 +602,7 @@
         <w:rPr>
           <w:sz w:val="24"/>
           <w:szCs w:val="24"/>
+          <w:lang w:val="en-US"/>
         </w:rPr>
         <w:t>Zenodo</w:t>
       </w:r>
@@ -556,6 +611,7 @@
         <w:rPr>
           <w:sz w:val="24"/>
           <w:szCs w:val="24"/>
+          <w:lang w:val="en-US"/>
         </w:rPr>
         <w:t>. https://doi.org/10.5281/zenodo.1198428</w:t>
       </w:r>
@@ -572,24 +628,9 @@
         <w:rPr>
           <w:sz w:val="24"/>
           <w:szCs w:val="24"/>
-        </w:rPr>
-        <w:t xml:space="preserve">Benson, B. B., &amp; Krause </w:t>
-      </w:r>
-      <w:proofErr w:type="spellStart"/>
-      <w:r>
-        <w:rPr>
-          <w:sz w:val="24"/>
-          <w:szCs w:val="24"/>
-        </w:rPr>
-        <w:t>Jr</w:t>
-      </w:r>
-      <w:proofErr w:type="spellEnd"/>
-      <w:r>
-        <w:rPr>
-          <w:sz w:val="24"/>
-          <w:szCs w:val="24"/>
-        </w:rPr>
-        <w:t xml:space="preserve">, D. (1984). </w:t>
+          <w:lang w:val="en-US"/>
+        </w:rPr>
+        <w:t xml:space="preserve">Benson, B. B., &amp; Krause Jr, D. (1984). </w:t>
       </w:r>
       <w:r>
         <w:rPr>
@@ -1586,6 +1627,7 @@
   <w:style w:type="character" w:default="1" w:styleId="DefaultParagraphFont">
     <w:name w:val="Default Paragraph Font"/>
     <w:uiPriority w:val="1"/>
+    <w:semiHidden/>
     <w:unhideWhenUsed/>
   </w:style>
   <w:style w:type="table" w:default="1" w:styleId="TableNormal">
